--- a/uploads/Proposta/Proposta_E-COMMERCE - LIFE STYLE E MARKET PLACE_.docx
+++ b/uploads/Proposta/Proposta_E-COMMERCE - LIFE STYLE E MARKET PLACE_.docx
@@ -273,7 +273,7 @@
                 <w:szCs w:val="24"/>
                 <w:u w:val="single"/>
               </w:rPr>
-              <w:t xml:space="preserve">E-COMMERCE - LIFE STYLE E MARKET PLACE – Local: DISTRITO ANHEMBI </w:t>
+              <w:t xml:space="preserve">E-COMMERCE - LIFE STYLE E MARKET PLACE – Local:  </w:t>
             </w:r>
           </w:p>
         </w:tc>
@@ -333,7 +333,7 @@
                 <w:szCs w:val="24"/>
                 <w:u w:val="single"/>
               </w:rPr>
-              <w:t xml:space="preserve">PALÁCIO DAS CONVENÇÕES</w:t>
+              <w:t xml:space="preserve"/>
             </w:r>
           </w:p>
         </w:tc>
@@ -944,227 +944,7 @@
           <w:sz w:val="24"/>
           <w:szCs w:val="24"/>
         </w:rPr>
-        <w:t xml:space="preserve">• 7 Recepcionista Mono, (APOIO TOTEM), 2 Diária(s), de: 03/03/2026 até: 04/03/2026</w:t>
-      </w:r>
-    </w:p>
-    <w:p>
-      <w:pPr>
-        <w:pStyle w:val="PargrafodaLista"/>
-        <w:spacing w:line="285" w:lineRule="atLeast"/>
-        <w:ind w:left="0"/>
-        <w:rPr>
-          <w:rFonts w:ascii="Abel" w:hAnsi="Abel"/>
-          <w:sz w:val="24"/>
-          <w:szCs w:val="24"/>
-        </w:rPr>
-      </w:pPr>
-      <w:r>
-        <w:rPr>
-          <w:rFonts w:ascii="Abel" w:hAnsi="Abel"/>
-          <w:sz w:val="24"/>
-          <w:szCs w:val="24"/>
-        </w:rPr>
-        <w:t xml:space="preserve">• 2 Recepcionista Mono, (BALCÃO DE INFO), 2 Diária(s), de: 03/03/2026 até: 04/03/2026</w:t>
-      </w:r>
-    </w:p>
-    <w:p>
-      <w:pPr>
-        <w:pStyle w:val="PargrafodaLista"/>
-        <w:spacing w:line="285" w:lineRule="atLeast"/>
-        <w:ind w:left="0"/>
-        <w:rPr>
-          <w:rFonts w:ascii="Abel" w:hAnsi="Abel"/>
-          <w:sz w:val="24"/>
-          <w:szCs w:val="24"/>
-        </w:rPr>
-      </w:pPr>
-      <w:r>
-        <w:rPr>
-          <w:rFonts w:ascii="Abel" w:hAnsi="Abel"/>
-          <w:sz w:val="24"/>
-          <w:szCs w:val="24"/>
-        </w:rPr>
-        <w:t xml:space="preserve">• 1 Coordenador De Staff, (CREDENCIAMENTO), 2 Diária(s), de: 03/03/2026 até: 04/03/2026</w:t>
-      </w:r>
-    </w:p>
-    <w:p>
-      <w:pPr>
-        <w:pStyle w:val="PargrafodaLista"/>
-        <w:spacing w:line="285" w:lineRule="atLeast"/>
-        <w:ind w:left="0"/>
-        <w:rPr>
-          <w:rFonts w:ascii="Abel" w:hAnsi="Abel"/>
-          <w:sz w:val="24"/>
-          <w:szCs w:val="24"/>
-        </w:rPr>
-      </w:pPr>
-      <w:r>
-        <w:rPr>
-          <w:rFonts w:ascii="Abel" w:hAnsi="Abel"/>
-          <w:sz w:val="24"/>
-          <w:szCs w:val="24"/>
-        </w:rPr>
-        <w:t xml:space="preserve">• 4 Recepcionista Mono, (HELP DESK), 2 Diária(s), de: 03/03/2026 até: 04/03/2026</w:t>
-      </w:r>
-    </w:p>
-    <w:p>
-      <w:pPr>
-        <w:pStyle w:val="PargrafodaLista"/>
-        <w:spacing w:line="285" w:lineRule="atLeast"/>
-        <w:ind w:left="0"/>
-        <w:rPr>
-          <w:rFonts w:ascii="Abel" w:hAnsi="Abel"/>
-          <w:sz w:val="24"/>
-          <w:szCs w:val="24"/>
-        </w:rPr>
-      </w:pPr>
-      <w:r>
-        <w:rPr>
-          <w:rFonts w:ascii="Abel" w:hAnsi="Abel"/>
-          <w:sz w:val="24"/>
-          <w:szCs w:val="24"/>
-        </w:rPr>
-        <w:t xml:space="preserve">• 3 Recepcionista Mono, (MALEX), 2 Diária(s), de: 03/03/2026 até: 04/03/2026</w:t>
-      </w:r>
-    </w:p>
-    <w:p>
-      <w:pPr>
-        <w:pStyle w:val="PargrafodaLista"/>
-        <w:spacing w:line="285" w:lineRule="atLeast"/>
-        <w:ind w:left="0"/>
-        <w:rPr>
-          <w:rFonts w:ascii="Abel" w:hAnsi="Abel"/>
-          <w:sz w:val="24"/>
-          <w:szCs w:val="24"/>
-        </w:rPr>
-      </w:pPr>
-      <w:r>
-        <w:rPr>
-          <w:rFonts w:ascii="Abel" w:hAnsi="Abel"/>
-          <w:sz w:val="24"/>
-          <w:szCs w:val="24"/>
-        </w:rPr>
-        <w:t xml:space="preserve">• 3 Recepcionista Mono, (PALESTRANTES), 2 Diária(s), de: 03/03/2026 até: 04/03/2026</w:t>
-      </w:r>
-    </w:p>
-    <w:p>
-      <w:pPr>
-        <w:pStyle w:val="PargrafodaLista"/>
-        <w:spacing w:line="285" w:lineRule="atLeast"/>
-        <w:ind w:left="0"/>
-        <w:rPr>
-          <w:rFonts w:ascii="Abel" w:hAnsi="Abel"/>
-          <w:sz w:val="24"/>
-          <w:szCs w:val="24"/>
-        </w:rPr>
-      </w:pPr>
-      <w:r>
-        <w:rPr>
-          <w:rFonts w:ascii="Abel" w:hAnsi="Abel"/>
-          <w:sz w:val="24"/>
-          <w:szCs w:val="24"/>
-        </w:rPr>
-        <w:t xml:space="preserve">• 3 Atendente De Caex -Mono, 2 Diária(s), de: 03/03/2026 até: 04/03/2026</w:t>
-      </w:r>
-    </w:p>
-    <w:p>
-      <w:pPr>
-        <w:pStyle w:val="PargrafodaLista"/>
-        <w:spacing w:line="285" w:lineRule="atLeast"/>
-        <w:ind w:left="0"/>
-        <w:rPr>
-          <w:rFonts w:ascii="Abel" w:hAnsi="Abel"/>
-          <w:sz w:val="24"/>
-          <w:szCs w:val="24"/>
-        </w:rPr>
-      </w:pPr>
-      <w:r>
-        <w:rPr>
-          <w:rFonts w:ascii="Abel" w:hAnsi="Abel"/>
-          <w:sz w:val="24"/>
-          <w:szCs w:val="24"/>
-        </w:rPr>
-        <w:t xml:space="preserve">• 1 Coordenador De Caex, 2 Diária(s), de: 03/03/2026 até: 04/03/2026</w:t>
-      </w:r>
-    </w:p>
-    <w:p>
-      <w:pPr>
-        <w:pStyle w:val="PargrafodaLista"/>
-        <w:spacing w:line="285" w:lineRule="atLeast"/>
-        <w:ind w:left="0"/>
-        <w:rPr>
-          <w:rFonts w:ascii="Abel" w:hAnsi="Abel"/>
-          <w:sz w:val="24"/>
-          <w:szCs w:val="24"/>
-        </w:rPr>
-      </w:pPr>
-      <w:r>
-        <w:rPr>
-          <w:rFonts w:ascii="Abel" w:hAnsi="Abel"/>
-          <w:sz w:val="24"/>
-          <w:szCs w:val="24"/>
-        </w:rPr>
-        <w:t xml:space="preserve">• 1 Sistema De Caex, 1 Diária(s), de: 01/03/2026 até: 01/03/2026</w:t>
-      </w:r>
-    </w:p>
-    <w:p>
-      <w:pPr>
-        <w:pStyle w:val="PargrafodaLista"/>
-        <w:spacing w:line="285" w:lineRule="atLeast"/>
-        <w:ind w:left="0"/>
-        <w:rPr>
-          <w:rFonts w:ascii="Abel" w:hAnsi="Abel"/>
-          <w:sz w:val="24"/>
-          <w:szCs w:val="24"/>
-        </w:rPr>
-      </w:pPr>
-      <w:r>
-        <w:rPr>
-          <w:rFonts w:ascii="Abel" w:hAnsi="Abel"/>
-          <w:sz w:val="24"/>
-          <w:szCs w:val="24"/>
-        </w:rPr>
-        <w:t xml:space="preserve">• 2 TéCnico De Ti, 3 Diária(s), de: 02/03/2026 até: 04/03/2026</w:t>
-      </w:r>
-    </w:p>
-    <w:p>
-      <w:pPr>
-        <w:pStyle w:val="PargrafodaLista"/>
-        <w:spacing w:line="285" w:lineRule="atLeast"/>
-        <w:ind w:left="0"/>
-        <w:rPr>
-          <w:rFonts w:ascii="Abel" w:hAnsi="Abel"/>
-          <w:sz w:val="24"/>
-          <w:szCs w:val="24"/>
-        </w:rPr>
-      </w:pPr>
-      <w:r>
-        <w:rPr>
-          <w:rFonts w:ascii="Abel" w:hAnsi="Abel"/>
-          <w:sz w:val="24"/>
-          <w:szCs w:val="24"/>
-        </w:rPr>
-        <w:t xml:space="preserve">• 1 Recepcionista Mono, (SALA PALESTRANTES), 2 Diária(s), de: 03/03/2026 até: 04/03/2026</w:t>
-      </w:r>
-    </w:p>
-    <w:p>
-      <w:pPr>
-        <w:pStyle w:val="PargrafodaLista"/>
-        <w:spacing w:line="285" w:lineRule="atLeast"/>
-        <w:ind w:left="0"/>
-        <w:rPr>
-          <w:rFonts w:ascii="Abel" w:hAnsi="Abel"/>
-          <w:sz w:val="24"/>
-          <w:szCs w:val="24"/>
-        </w:rPr>
-      </w:pPr>
-      <w:r>
-        <w:rPr>
-          <w:rFonts w:ascii="Abel" w:hAnsi="Abel"/>
-          <w:sz w:val="24"/>
-          <w:szCs w:val="24"/>
-        </w:rPr>
-        <w:t xml:space="preserve">• 5 Recepcionista Mono, (TRIAGEM), 2 Diária(s), de: 03/03/2026 até: 04/03/2026</w:t>
+        <w:t xml:space="preserve">• 1 TéCnico De Ti, (COLETORES DE DADOS), 3 Diária(s), de: 02/03/2026 até: 04/03/2026</w:t>
       </w:r>
     </w:p>
     <w:p>
@@ -1257,87 +1037,7 @@
           <w:sz w:val="24"/>
           <w:szCs w:val="24"/>
         </w:rPr>
-        <w:t xml:space="preserve">• 1 Rede, 1 Diária(s), de: 02/03/2026 até: 02/03/2026</w:t>
-      </w:r>
-    </w:p>
-    <w:p>
-      <w:pPr>
-        <w:pStyle w:val="PargrafodaLista"/>
-        <w:spacing w:line="285" w:lineRule="atLeast"/>
-        <w:ind w:left="0"/>
-        <w:rPr>
-          <w:rFonts w:ascii="Abel" w:hAnsi="Abel"/>
-          <w:sz w:val="24"/>
-          <w:szCs w:val="24"/>
-        </w:rPr>
-      </w:pPr>
-      <w:r>
-        <w:rPr>
-          <w:rFonts w:ascii="Abel" w:hAnsi="Abel"/>
-          <w:sz w:val="24"/>
-          <w:szCs w:val="24"/>
-        </w:rPr>
-        <w:t xml:space="preserve">• 1 Sistema De Credenciamento, 1 Diária(s), de: 02/03/2026 até: 02/03/2026</w:t>
-      </w:r>
-    </w:p>
-    <w:p>
-      <w:pPr>
-        <w:pStyle w:val="PargrafodaLista"/>
-        <w:spacing w:line="285" w:lineRule="atLeast"/>
-        <w:ind w:left="0"/>
-        <w:rPr>
-          <w:rFonts w:ascii="Abel" w:hAnsi="Abel"/>
-          <w:sz w:val="24"/>
-          <w:szCs w:val="24"/>
-        </w:rPr>
-      </w:pPr>
-      <w:r>
-        <w:rPr>
-          <w:rFonts w:ascii="Abel" w:hAnsi="Abel"/>
-          <w:sz w:val="24"/>
-          <w:szCs w:val="24"/>
-        </w:rPr>
-        <w:t xml:space="preserve">• 15 Totem Completo, 3 Diária(s), de: 02/03/2026 até: 04/03/2026</w:t>
-      </w:r>
-    </w:p>
-    <w:p>
-      <w:pPr>
-        <w:pStyle w:val="PargrafodaLista"/>
-        <w:spacing w:line="285" w:lineRule="atLeast"/>
-        <w:ind w:left="0"/>
-        <w:rPr>
-          <w:rFonts w:ascii="Abel" w:hAnsi="Abel"/>
-          <w:sz w:val="24"/>
-          <w:szCs w:val="24"/>
-        </w:rPr>
-      </w:pPr>
-      <w:r>
-        <w:rPr>
-          <w:rFonts w:ascii="Abel" w:hAnsi="Abel"/>
-          <w:sz w:val="24"/>
-          <w:szCs w:val="24"/>
-        </w:rPr>
-        <w:t xml:space="preserve">• 4 Impressora De Etiqueta, 3 Diária(s), de: 02/03/2026 até: 04/03/2026</w:t>
-      </w:r>
-    </w:p>
-    <w:p>
-      <w:pPr>
-        <w:pStyle w:val="PargrafodaLista"/>
-        <w:spacing w:line="285" w:lineRule="atLeast"/>
-        <w:ind w:left="0"/>
-        <w:rPr>
-          <w:rFonts w:ascii="Abel" w:hAnsi="Abel"/>
-          <w:sz w:val="24"/>
-          <w:szCs w:val="24"/>
-        </w:rPr>
-      </w:pPr>
-      <w:r>
-        <w:rPr>
-          <w:rFonts w:ascii="Abel" w:hAnsi="Abel"/>
-          <w:sz w:val="24"/>
-          <w:szCs w:val="24"/>
-        </w:rPr>
-        <w:t xml:space="preserve">• 4 Notebook, 3 Diária(s), de: 02/03/2026 até: 04/03/2026</w:t>
+        <w:t xml:space="preserve">• 44 Leitor Opn, 2 Diária(s), de: 03/03/2026 até: 04/03/2026</w:t>
       </w:r>
     </w:p>
     <w:p>
@@ -1612,7 +1312,7 @@
           <w:sz w:val="24"/>
           <w:szCs w:val="24"/>
         </w:rPr>
-        <w:t xml:space="preserve">R$ 73.782,86</w:t>
+        <w:t xml:space="preserve">R$ 8.965,00</w:t>
       </w:r>
       <w:r>
         <w:rPr>
@@ -1791,7 +1491,7 @@
           <w:i/>
           <w:iCs/>
         </w:rPr>
-        <w:t xml:space="preserve">23/02/2026</w:t>
+        <w:t xml:space="preserve">24/02/2026</w:t>
       </w:r>
     </w:p>
     <w:p>
